--- a/countries/trinidad-and-tobago/output/UPR39_Trinidad and Tobago_Thematic_List_of_Recommendations_ASSESSED.docx
+++ b/countries/trinidad-and-tobago/output/UPR39_Trinidad and Tobago_Thematic_List_of_Recommendations_ASSESSED.docx
@@ -6534,7 +6534,7 @@
               <w:t xml:space="preserve">Assessment: </w:t>
             </w:r>
             <w:r>
-              <w:t>The documents contain no information on this ask.</w:t>
+              <w:t>The documents contain no information on this recommendation.</w:t>
             </w:r>
           </w:p>
         </w:tc>
@@ -24113,7 +24113,7 @@
               <w:t xml:space="preserve">Assessment: </w:t>
             </w:r>
             <w:r>
-              <w:t>The documents contain no information on this ask.</w:t>
+              <w:t>The documents contain no information on this recommendation.</w:t>
             </w:r>
           </w:p>
         </w:tc>
@@ -27284,7 +27284,7 @@
               <w:t xml:space="preserve">Assessment: </w:t>
             </w:r>
             <w:r>
-              <w:t>The documents contain no information on this ask.</w:t>
+              <w:t>The documents contain no information on this recommendation.</w:t>
             </w:r>
           </w:p>
         </w:tc>
@@ -27506,7 +27506,7 @@
               <w:t xml:space="preserve">Assessment: </w:t>
             </w:r>
             <w:r>
-              <w:t>The documents contain no information on this ask.</w:t>
+              <w:t>The documents contain no information on this recommendation.</w:t>
             </w:r>
           </w:p>
         </w:tc>
@@ -33778,7 +33778,7 @@
               <w:t xml:space="preserve">Assessment: </w:t>
             </w:r>
             <w:r>
-              <w:t>The documents contain no information on this ask.</w:t>
+              <w:t>The documents contain no information on this recommendation.</w:t>
             </w:r>
           </w:p>
         </w:tc>
@@ -33982,7 +33982,7 @@
               <w:t xml:space="preserve">Assessment: </w:t>
             </w:r>
             <w:r>
-              <w:t>The documents contain no information on this ask.</w:t>
+              <w:t>The documents contain no information on this recommendation.</w:t>
             </w:r>
           </w:p>
         </w:tc>
